--- a/assets/CaseStudy_Template.docx
+++ b/assets/CaseStudy_Template.docx
@@ -63,7 +63,7 @@
           <w:sz w:val="30"/>
           <w:szCs w:val="30"/>
         </w:rPr>
-        <w:t>OOP</w:t>
+        <w:t>{state}</w:t>
       </w:r>
     </w:p>
     <w:p>
@@ -87,27 +87,7 @@
           <w:sz w:val="36"/>
           <w:szCs w:val="36"/>
         </w:rPr>
-        <w:t>{</w:t>
-      </w:r>
-      <w:proofErr w:type="spellStart"/>
-      <w:r>
-        <w:rPr>
-          <w:b/>
-          <w:bCs/>
-          <w:sz w:val="36"/>
-          <w:szCs w:val="36"/>
-        </w:rPr>
-        <w:t>aatNo</w:t>
-      </w:r>
-      <w:proofErr w:type="spellEnd"/>
-      <w:r>
-        <w:rPr>
-          <w:b/>
-          <w:bCs/>
-          <w:sz w:val="36"/>
-          <w:szCs w:val="36"/>
-        </w:rPr>
-        <w:t>}</w:t>
+        <w:t>{aatNo}</w:t>
       </w:r>
       <w:r>
         <w:rPr>
@@ -192,23 +172,7 @@
           <w:sz w:val="24"/>
           <w:szCs w:val="24"/>
         </w:rPr>
-        <w:t>{</w:t>
-      </w:r>
-      <w:proofErr w:type="spellStart"/>
-      <w:r>
-        <w:rPr>
-          <w:sz w:val="24"/>
-          <w:szCs w:val="24"/>
-        </w:rPr>
-        <w:t>rollNo</w:t>
-      </w:r>
-      <w:proofErr w:type="spellEnd"/>
-      <w:r>
-        <w:rPr>
-          <w:sz w:val="24"/>
-          <w:szCs w:val="24"/>
-        </w:rPr>
-        <w:t>}</w:t>
+        <w:t>{rollNo}</w:t>
       </w:r>
     </w:p>
     <w:p>
@@ -360,23 +324,7 @@
           <w:sz w:val="24"/>
           <w:szCs w:val="24"/>
         </w:rPr>
-        <w:t>{</w:t>
-      </w:r>
-      <w:proofErr w:type="spellStart"/>
-      <w:r>
-        <w:rPr>
-          <w:sz w:val="24"/>
-          <w:szCs w:val="24"/>
-        </w:rPr>
-        <w:t>courseCode</w:t>
-      </w:r>
-      <w:proofErr w:type="spellEnd"/>
-      <w:r>
-        <w:rPr>
-          <w:sz w:val="24"/>
-          <w:szCs w:val="24"/>
-        </w:rPr>
-        <w:t>}</w:t>
+        <w:t>{courseCode}</w:t>
       </w:r>
     </w:p>
     <w:p>
@@ -575,23 +523,7 @@
                 <w:i/>
                 <w:iCs/>
               </w:rPr>
-              <w:t xml:space="preserve">    </w:t>
-            </w:r>
-            <w:proofErr w:type="gramStart"/>
-            <w:r>
-              <w:rPr>
-                <w:i/>
-                <w:iCs/>
-              </w:rPr>
-              <w:t>1.1  Problem</w:t>
-            </w:r>
-            <w:proofErr w:type="gramEnd"/>
-            <w:r>
-              <w:rPr>
-                <w:i/>
-                <w:iCs/>
-              </w:rPr>
-              <w:t xml:space="preserve"> Statement and Motivation</w:t>
+              <w:t xml:space="preserve">    1.1  Problem Statement and Motivation</w:t>
             </w:r>
           </w:p>
         </w:tc>
@@ -638,23 +570,7 @@
                 <w:i/>
                 <w:iCs/>
               </w:rPr>
-              <w:t xml:space="preserve">    </w:t>
-            </w:r>
-            <w:proofErr w:type="gramStart"/>
-            <w:r>
-              <w:rPr>
-                <w:i/>
-                <w:iCs/>
-              </w:rPr>
-              <w:t>1.2  Scope</w:t>
-            </w:r>
-            <w:proofErr w:type="gramEnd"/>
-            <w:r>
-              <w:rPr>
-                <w:i/>
-                <w:iCs/>
-              </w:rPr>
-              <w:t xml:space="preserve"> and Objectives of the Study</w:t>
+              <w:t xml:space="preserve">    1.2  Scope and Objectives of the Study</w:t>
             </w:r>
           </w:p>
         </w:tc>
@@ -750,23 +666,7 @@
                 <w:i/>
                 <w:iCs/>
               </w:rPr>
-              <w:t xml:space="preserve">    </w:t>
-            </w:r>
-            <w:proofErr w:type="gramStart"/>
-            <w:r>
-              <w:rPr>
-                <w:i/>
-                <w:iCs/>
-              </w:rPr>
-              <w:t>2.1  Historical</w:t>
-            </w:r>
-            <w:proofErr w:type="gramEnd"/>
-            <w:r>
-              <w:rPr>
-                <w:i/>
-                <w:iCs/>
-              </w:rPr>
-              <w:t xml:space="preserve"> Context</w:t>
+              <w:t xml:space="preserve">    2.1  Historical Context</w:t>
             </w:r>
           </w:p>
         </w:tc>
@@ -813,23 +713,7 @@
                 <w:i/>
                 <w:iCs/>
               </w:rPr>
-              <w:t xml:space="preserve">    </w:t>
-            </w:r>
-            <w:proofErr w:type="gramStart"/>
-            <w:r>
-              <w:rPr>
-                <w:i/>
-                <w:iCs/>
-              </w:rPr>
-              <w:t>2.2  Theoretical</w:t>
-            </w:r>
-            <w:proofErr w:type="gramEnd"/>
-            <w:r>
-              <w:rPr>
-                <w:i/>
-                <w:iCs/>
-              </w:rPr>
-              <w:t xml:space="preserve"> Framework</w:t>
+              <w:t xml:space="preserve">    2.2  Theoretical Framework</w:t>
             </w:r>
           </w:p>
         </w:tc>
@@ -934,30 +818,14 @@
                 <w:i/>
                 <w:iCs/>
               </w:rPr>
-              <w:t xml:space="preserve">    </w:t>
-            </w:r>
-            <w:proofErr w:type="gramStart"/>
+              <w:t xml:space="preserve">    3.1  </w:t>
+            </w:r>
             <w:r>
               <w:rPr>
                 <w:i/>
                 <w:iCs/>
               </w:rPr>
-              <w:t xml:space="preserve">3.1  </w:t>
-            </w:r>
-            <w:r>
-              <w:rPr>
-                <w:i/>
-                <w:iCs/>
-              </w:rPr>
-              <w:t>{</w:t>
-            </w:r>
-            <w:proofErr w:type="gramEnd"/>
-            <w:r>
-              <w:rPr>
-                <w:i/>
-                <w:iCs/>
-              </w:rPr>
-              <w:t>principleRelatedTopic</w:t>
+              <w:t>{principleRelatedTopic</w:t>
             </w:r>
             <w:r>
               <w:rPr>
@@ -1018,30 +886,14 @@
                 <w:i/>
                 <w:iCs/>
               </w:rPr>
-              <w:t xml:space="preserve">    </w:t>
-            </w:r>
-            <w:proofErr w:type="gramStart"/>
+              <w:t xml:space="preserve">    3.2  </w:t>
+            </w:r>
             <w:r>
               <w:rPr>
                 <w:i/>
                 <w:iCs/>
               </w:rPr>
-              <w:t xml:space="preserve">3.2  </w:t>
-            </w:r>
-            <w:r>
-              <w:rPr>
-                <w:i/>
-                <w:iCs/>
-              </w:rPr>
-              <w:t>{</w:t>
-            </w:r>
-            <w:proofErr w:type="gramEnd"/>
-            <w:r>
-              <w:rPr>
-                <w:i/>
-                <w:iCs/>
-              </w:rPr>
-              <w:t>principleRelatedTopic</w:t>
+              <w:t>{principleRelatedTopic</w:t>
             </w:r>
             <w:r>
               <w:rPr>
@@ -1113,27 +965,7 @@
                 <w:sz w:val="22"/>
                 <w:szCs w:val="22"/>
               </w:rPr>
-              <w:t>{</w:t>
-            </w:r>
-            <w:proofErr w:type="spellStart"/>
-            <w:r>
-              <w:rPr>
-                <w:b/>
-                <w:bCs/>
-                <w:sz w:val="22"/>
-                <w:szCs w:val="22"/>
-              </w:rPr>
-              <w:t>problemStatement</w:t>
-            </w:r>
-            <w:proofErr w:type="spellEnd"/>
-            <w:r>
-              <w:rPr>
-                <w:b/>
-                <w:bCs/>
-                <w:sz w:val="22"/>
-                <w:szCs w:val="22"/>
-              </w:rPr>
-              <w:t>}</w:t>
+              <w:t>{problemStatement}</w:t>
             </w:r>
           </w:p>
         </w:tc>
@@ -1180,30 +1012,14 @@
                 <w:i/>
                 <w:iCs/>
               </w:rPr>
-              <w:t xml:space="preserve">    </w:t>
-            </w:r>
-            <w:proofErr w:type="gramStart"/>
+              <w:t xml:space="preserve">    4.1  </w:t>
+            </w:r>
             <w:r>
               <w:rPr>
                 <w:i/>
                 <w:iCs/>
               </w:rPr>
-              <w:t xml:space="preserve">4.1  </w:t>
-            </w:r>
-            <w:r>
-              <w:rPr>
-                <w:i/>
-                <w:iCs/>
-              </w:rPr>
-              <w:t>{</w:t>
-            </w:r>
-            <w:proofErr w:type="gramEnd"/>
-            <w:r>
-              <w:rPr>
-                <w:i/>
-                <w:iCs/>
-              </w:rPr>
-              <w:t>problemStatementRelatedTopic</w:t>
+              <w:t>{problemStatementRelatedTopic</w:t>
             </w:r>
             <w:r>
               <w:rPr>
@@ -1264,30 +1080,14 @@
                 <w:i/>
                 <w:iCs/>
               </w:rPr>
-              <w:t xml:space="preserve">    </w:t>
-            </w:r>
-            <w:proofErr w:type="gramStart"/>
+              <w:t xml:space="preserve">    4.2  </w:t>
+            </w:r>
             <w:r>
               <w:rPr>
                 <w:i/>
                 <w:iCs/>
               </w:rPr>
-              <w:t xml:space="preserve">4.2  </w:t>
-            </w:r>
-            <w:r>
-              <w:rPr>
-                <w:i/>
-                <w:iCs/>
-              </w:rPr>
-              <w:t>{</w:t>
-            </w:r>
-            <w:proofErr w:type="gramEnd"/>
-            <w:r>
-              <w:rPr>
-                <w:i/>
-                <w:iCs/>
-              </w:rPr>
-              <w:t>problemStatementRelatedTopic</w:t>
+              <w:t>{problemStatementRelatedTopic</w:t>
             </w:r>
             <w:r>
               <w:rPr>
@@ -1359,27 +1159,7 @@
                 <w:sz w:val="22"/>
                 <w:szCs w:val="22"/>
               </w:rPr>
-              <w:t>{</w:t>
-            </w:r>
-            <w:proofErr w:type="spellStart"/>
-            <w:r>
-              <w:rPr>
-                <w:b/>
-                <w:bCs/>
-                <w:sz w:val="22"/>
-                <w:szCs w:val="22"/>
-              </w:rPr>
-              <w:t>differentApproaches</w:t>
-            </w:r>
-            <w:proofErr w:type="spellEnd"/>
-            <w:r>
-              <w:rPr>
-                <w:b/>
-                <w:bCs/>
-                <w:sz w:val="22"/>
-                <w:szCs w:val="22"/>
-              </w:rPr>
-              <w:t>}</w:t>
+              <w:t>{differentApproaches}</w:t>
             </w:r>
           </w:p>
         </w:tc>
@@ -1426,30 +1206,14 @@
                 <w:i/>
                 <w:iCs/>
               </w:rPr>
-              <w:t xml:space="preserve">    </w:t>
-            </w:r>
-            <w:proofErr w:type="gramStart"/>
+              <w:t xml:space="preserve">    5.1  </w:t>
+            </w:r>
             <w:r>
               <w:rPr>
                 <w:i/>
                 <w:iCs/>
               </w:rPr>
-              <w:t xml:space="preserve">5.1  </w:t>
-            </w:r>
-            <w:r>
-              <w:rPr>
-                <w:i/>
-                <w:iCs/>
-              </w:rPr>
-              <w:t>{</w:t>
-            </w:r>
-            <w:proofErr w:type="gramEnd"/>
-            <w:r>
-              <w:rPr>
-                <w:i/>
-                <w:iCs/>
-              </w:rPr>
-              <w:t>approachRelatedTopic</w:t>
+              <w:t>{approachRelatedTopic</w:t>
             </w:r>
             <w:r>
               <w:rPr>
@@ -1510,30 +1274,14 @@
                 <w:i/>
                 <w:iCs/>
               </w:rPr>
-              <w:t xml:space="preserve">    </w:t>
-            </w:r>
-            <w:proofErr w:type="gramStart"/>
+              <w:t xml:space="preserve">    5.2  </w:t>
+            </w:r>
             <w:r>
               <w:rPr>
                 <w:i/>
                 <w:iCs/>
               </w:rPr>
-              <w:t xml:space="preserve">5.2  </w:t>
-            </w:r>
-            <w:r>
-              <w:rPr>
-                <w:i/>
-                <w:iCs/>
-              </w:rPr>
-              <w:t>{</w:t>
-            </w:r>
-            <w:proofErr w:type="gramEnd"/>
-            <w:r>
-              <w:rPr>
-                <w:i/>
-                <w:iCs/>
-              </w:rPr>
-              <w:t>approachRelatedTopic</w:t>
+              <w:t>{approachRelatedTopic</w:t>
             </w:r>
             <w:r>
               <w:rPr>
@@ -1643,30 +1391,14 @@
                 <w:i/>
                 <w:iCs/>
               </w:rPr>
-              <w:t xml:space="preserve">    </w:t>
-            </w:r>
-            <w:proofErr w:type="gramStart"/>
+              <w:t xml:space="preserve">    6.1 </w:t>
+            </w:r>
             <w:r>
               <w:rPr>
                 <w:i/>
                 <w:iCs/>
               </w:rPr>
-              <w:t xml:space="preserve">6.1 </w:t>
-            </w:r>
-            <w:r>
-              <w:rPr>
-                <w:i/>
-                <w:iCs/>
-              </w:rPr>
-              <w:t xml:space="preserve"> {</w:t>
-            </w:r>
-            <w:proofErr w:type="gramEnd"/>
-            <w:r>
-              <w:rPr>
-                <w:i/>
-                <w:iCs/>
-              </w:rPr>
-              <w:t>applicationRelatedTopic</w:t>
+              <w:t xml:space="preserve"> {applicationRelatedTopic</w:t>
             </w:r>
             <w:r>
               <w:rPr>
@@ -1727,30 +1459,14 @@
                 <w:i/>
                 <w:iCs/>
               </w:rPr>
-              <w:t xml:space="preserve">    </w:t>
-            </w:r>
-            <w:proofErr w:type="gramStart"/>
+              <w:t xml:space="preserve">    6.2  </w:t>
+            </w:r>
             <w:r>
               <w:rPr>
                 <w:i/>
                 <w:iCs/>
               </w:rPr>
-              <w:t xml:space="preserve">6.2  </w:t>
-            </w:r>
-            <w:r>
-              <w:rPr>
-                <w:i/>
-                <w:iCs/>
-              </w:rPr>
-              <w:t>{</w:t>
-            </w:r>
-            <w:proofErr w:type="gramEnd"/>
-            <w:r>
-              <w:rPr>
-                <w:i/>
-                <w:iCs/>
-              </w:rPr>
-              <w:t>applicationRelatedTopic</w:t>
+              <w:t>{applicationRelatedTopic</w:t>
             </w:r>
             <w:r>
               <w:rPr>
@@ -1819,27 +1535,7 @@
                 <w:sz w:val="22"/>
                 <w:szCs w:val="22"/>
               </w:rPr>
-              <w:t>7. {</w:t>
-            </w:r>
-            <w:proofErr w:type="spellStart"/>
-            <w:r>
-              <w:rPr>
-                <w:b/>
-                <w:bCs/>
-                <w:sz w:val="22"/>
-                <w:szCs w:val="22"/>
-              </w:rPr>
-              <w:t>designAndAnalysis</w:t>
-            </w:r>
-            <w:proofErr w:type="spellEnd"/>
-            <w:r>
-              <w:rPr>
-                <w:b/>
-                <w:bCs/>
-                <w:sz w:val="22"/>
-                <w:szCs w:val="22"/>
-              </w:rPr>
-              <w:t>}</w:t>
+              <w:t>7. {designAndAnalysis}</w:t>
             </w:r>
           </w:p>
         </w:tc>
@@ -2029,23 +1725,7 @@
           <w:sz w:val="24"/>
           <w:szCs w:val="24"/>
         </w:rPr>
-        <w:t>{</w:t>
-      </w:r>
-      <w:proofErr w:type="spellStart"/>
-      <w:r>
-        <w:rPr>
-          <w:sz w:val="24"/>
-          <w:szCs w:val="24"/>
-        </w:rPr>
-        <w:t>useInCampus</w:t>
-      </w:r>
-      <w:proofErr w:type="spellEnd"/>
-      <w:r>
-        <w:rPr>
-          <w:sz w:val="24"/>
-          <w:szCs w:val="24"/>
-        </w:rPr>
-        <w:t>}</w:t>
+        <w:t>{useInCampus}</w:t>
       </w:r>
     </w:p>
     <w:p>
@@ -2090,15 +1770,7 @@
           <w:sz w:val="24"/>
           <w:szCs w:val="24"/>
         </w:rPr>
-        <w:t>{</w:t>
-      </w:r>
-      <w:proofErr w:type="spellStart"/>
-      <w:r>
-        <w:rPr>
-          <w:sz w:val="24"/>
-          <w:szCs w:val="24"/>
-        </w:rPr>
-        <w:t>problemStatement</w:t>
+        <w:t>{problemStatement</w:t>
       </w:r>
       <w:r>
         <w:rPr>
@@ -2107,7 +1779,6 @@
         </w:rPr>
         <w:t>Brief</w:t>
       </w:r>
-      <w:proofErr w:type="spellEnd"/>
       <w:r>
         <w:rPr>
           <w:sz w:val="24"/>
@@ -2127,23 +1798,7 @@
           <w:sz w:val="24"/>
           <w:szCs w:val="24"/>
         </w:rPr>
-        <w:t>{</w:t>
-      </w:r>
-      <w:proofErr w:type="spellStart"/>
-      <w:r>
-        <w:rPr>
-          <w:sz w:val="24"/>
-          <w:szCs w:val="24"/>
-        </w:rPr>
-        <w:t>whyThisTechnique</w:t>
-      </w:r>
-      <w:proofErr w:type="spellEnd"/>
-      <w:r>
-        <w:rPr>
-          <w:sz w:val="24"/>
-          <w:szCs w:val="24"/>
-        </w:rPr>
-        <w:t>}</w:t>
+        <w:t>{whyThisTechnique}</w:t>
       </w:r>
       <w:r>
         <w:rPr>
@@ -2288,23 +1943,7 @@
           <w:sz w:val="24"/>
           <w:szCs w:val="24"/>
         </w:rPr>
-        <w:t>{</w:t>
-      </w:r>
-      <w:proofErr w:type="spellStart"/>
-      <w:r>
-        <w:rPr>
-          <w:sz w:val="24"/>
-          <w:szCs w:val="24"/>
-        </w:rPr>
-        <w:t>historicalContext</w:t>
-      </w:r>
-      <w:proofErr w:type="spellEnd"/>
-      <w:r>
-        <w:rPr>
-          <w:sz w:val="24"/>
-          <w:szCs w:val="24"/>
-        </w:rPr>
-        <w:t>}</w:t>
+        <w:t>{historicalContext}</w:t>
       </w:r>
     </w:p>
     <w:p>
@@ -2335,23 +1974,7 @@
           <w:sz w:val="24"/>
           <w:szCs w:val="24"/>
         </w:rPr>
-        <w:t>{</w:t>
-      </w:r>
-      <w:proofErr w:type="spellStart"/>
-      <w:r>
-        <w:rPr>
-          <w:sz w:val="24"/>
-          <w:szCs w:val="24"/>
-        </w:rPr>
-        <w:t>theoreticalFramework</w:t>
-      </w:r>
-      <w:proofErr w:type="spellEnd"/>
-      <w:r>
-        <w:rPr>
-          <w:sz w:val="24"/>
-          <w:szCs w:val="24"/>
-        </w:rPr>
-        <w:t>}</w:t>
+        <w:t>{theoreticalFramework}</w:t>
       </w:r>
       <w:r>
         <w:rPr>
@@ -2440,23 +2063,7 @@
           <w:sz w:val="24"/>
           <w:szCs w:val="24"/>
         </w:rPr>
-        <w:t>{</w:t>
-      </w:r>
-      <w:proofErr w:type="spellStart"/>
-      <w:r>
-        <w:rPr>
-          <w:sz w:val="24"/>
-          <w:szCs w:val="24"/>
-        </w:rPr>
-        <w:t>propertiesOfTopic</w:t>
-      </w:r>
-      <w:proofErr w:type="spellEnd"/>
-      <w:r>
-        <w:rPr>
-          <w:sz w:val="24"/>
-          <w:szCs w:val="24"/>
-        </w:rPr>
-        <w:t>}</w:t>
+        <w:t>{propertiesOfTopic}</w:t>
       </w:r>
     </w:p>
     <w:p>
@@ -2487,23 +2094,7 @@
           <w:sz w:val="24"/>
           <w:szCs w:val="24"/>
         </w:rPr>
-        <w:t>{</w:t>
-      </w:r>
-      <w:proofErr w:type="spellStart"/>
-      <w:r>
-        <w:rPr>
-          <w:sz w:val="24"/>
-          <w:szCs w:val="24"/>
-        </w:rPr>
-        <w:t>howItSolves</w:t>
-      </w:r>
-      <w:proofErr w:type="spellEnd"/>
-      <w:r>
-        <w:rPr>
-          <w:sz w:val="24"/>
-          <w:szCs w:val="24"/>
-        </w:rPr>
-        <w:t>}</w:t>
+        <w:t>{howItSolves}</w:t>
       </w:r>
     </w:p>
     <w:p>
@@ -2534,29 +2125,7 @@
           <w:sz w:val="28"/>
           <w:szCs w:val="28"/>
         </w:rPr>
-        <w:t>{</w:t>
-      </w:r>
-      <w:proofErr w:type="spellStart"/>
-      <w:r>
-        <w:rPr>
-          <w:b/>
-          <w:bCs/>
-          <w:color w:val="1A237E"/>
-          <w:sz w:val="28"/>
-          <w:szCs w:val="28"/>
-        </w:rPr>
-        <w:t>problemStatement</w:t>
-      </w:r>
-      <w:proofErr w:type="spellEnd"/>
-      <w:r>
-        <w:rPr>
-          <w:b/>
-          <w:bCs/>
-          <w:color w:val="1A237E"/>
-          <w:sz w:val="28"/>
-          <w:szCs w:val="28"/>
-        </w:rPr>
-        <w:t>}</w:t>
+        <w:t>{problemStatement}</w:t>
       </w:r>
     </w:p>
     <w:p>
@@ -2570,15 +2139,7 @@
           <w:sz w:val="24"/>
           <w:szCs w:val="24"/>
         </w:rPr>
-        <w:t>{</w:t>
-      </w:r>
-      <w:proofErr w:type="spellStart"/>
-      <w:r>
-        <w:rPr>
-          <w:sz w:val="24"/>
-          <w:szCs w:val="24"/>
-        </w:rPr>
-        <w:t>problemStatement</w:t>
+        <w:t>{problemStatement</w:t>
       </w:r>
       <w:r>
         <w:rPr>
@@ -2587,7 +2148,6 @@
         </w:rPr>
         <w:t>Summary</w:t>
       </w:r>
-      <w:proofErr w:type="spellEnd"/>
       <w:r>
         <w:rPr>
           <w:sz w:val="24"/>
@@ -2773,29 +2333,7 @@
           <w:sz w:val="28"/>
           <w:szCs w:val="28"/>
         </w:rPr>
-        <w:t>{</w:t>
-      </w:r>
-      <w:proofErr w:type="spellStart"/>
-      <w:r>
-        <w:rPr>
-          <w:b/>
-          <w:bCs/>
-          <w:color w:val="1A237E"/>
-          <w:sz w:val="28"/>
-          <w:szCs w:val="28"/>
-        </w:rPr>
-        <w:t>differentApproaches</w:t>
-      </w:r>
-      <w:proofErr w:type="spellEnd"/>
-      <w:r>
-        <w:rPr>
-          <w:b/>
-          <w:bCs/>
-          <w:color w:val="1A237E"/>
-          <w:sz w:val="28"/>
-          <w:szCs w:val="28"/>
-        </w:rPr>
-        <w:t>}</w:t>
+        <w:t>{differentApproaches}</w:t>
       </w:r>
     </w:p>
     <w:p>
@@ -3230,29 +2768,7 @@
           <w:sz w:val="28"/>
           <w:szCs w:val="28"/>
         </w:rPr>
-        <w:t>{</w:t>
-      </w:r>
-      <w:proofErr w:type="spellStart"/>
-      <w:r>
-        <w:rPr>
-          <w:b/>
-          <w:bCs/>
-          <w:color w:val="1A237E"/>
-          <w:sz w:val="28"/>
-          <w:szCs w:val="28"/>
-        </w:rPr>
-        <w:t>designAndAnalysis</w:t>
-      </w:r>
-      <w:proofErr w:type="spellEnd"/>
-      <w:r>
-        <w:rPr>
-          <w:b/>
-          <w:bCs/>
-          <w:color w:val="1A237E"/>
-          <w:sz w:val="28"/>
-          <w:szCs w:val="28"/>
-        </w:rPr>
-        <w:t>}</w:t>
+        <w:t>{designAndAnalysis}</w:t>
       </w:r>
     </w:p>
     <w:p>
@@ -3282,26 +2798,16 @@
           <w:sz w:val="24"/>
           <w:szCs w:val="24"/>
         </w:rPr>
-        <w:t>{</w:t>
-      </w:r>
-      <w:proofErr w:type="spellStart"/>
+        <w:t>{designAndAnalysis</w:t>
+      </w:r>
       <w:r>
         <w:rPr>
           <w:color w:val="000000" w:themeColor="text1"/>
           <w:sz w:val="24"/>
           <w:szCs w:val="24"/>
         </w:rPr>
-        <w:t>designAndAnalysis</w:t>
-      </w:r>
-      <w:r>
-        <w:rPr>
-          <w:color w:val="000000" w:themeColor="text1"/>
-          <w:sz w:val="24"/>
-          <w:szCs w:val="24"/>
-        </w:rPr>
         <w:t>RelatedAns</w:t>
       </w:r>
-      <w:proofErr w:type="spellEnd"/>
       <w:r>
         <w:rPr>
           <w:color w:val="000000" w:themeColor="text1"/>
